--- a/docs/APIDocs/office2md/examples/word-rag-flow/input.docx
+++ b/docs/APIDocs/office2md/examples/word-rag-flow/input.docx
@@ -436,87 +436,6 @@
         <w:t>図の後の説明：上段は確認から完了、下段は修正・再申請です。最下段の矢印は接続先を保存していないため、不明として扱います。</w:t>
       </w:r>
     </w:p>
-    <w:tbl>
-      <w:tblGrid>
-        <w:gridCol w:w="3000"/>
-        <w:gridCol w:w="6000"/>
-      </w:tblGrid>
-      <w:tr>
-        <w:trPr>
-          <w:tblHeader/>
-        </w:trPr>
-        <w:tc>
-          <w:p>
-            <w:r>
-              <w:rPr>
-                <w:rFonts w:ascii="Noto Sans CJK JP" w:eastAsia="Noto Sans CJK JP"/>
-                <w:sz w:val="22"/>
-              </w:rPr>
-              <w:t>記録</w:t>
-            </w:r>
-          </w:p>
-        </w:tc>
-        <w:tc>
-          <w:p>
-            <w:r>
-              <w:rPr>
-                <w:rFonts w:ascii="Noto Sans CJK JP" w:eastAsia="Noto Sans CJK JP"/>
-                <w:sz w:val="22"/>
-              </w:rPr>
-              <w:t>保存される内容</w:t>
-            </w:r>
-          </w:p>
-        </w:tc>
-      </w:tr>
-      <w:tr>
-        <w:tc>
-          <w:p>
-            <w:r>
-              <w:rPr>
-                <w:rFonts w:ascii="Noto Sans CJK JP" w:eastAsia="Noto Sans CJK JP"/>
-                <w:sz w:val="22"/>
-              </w:rPr>
-              <w:t>Markdown</w:t>
-            </w:r>
-          </w:p>
-        </w:tc>
-        <w:tc>
-          <w:p>
-            <w:r>
-              <w:rPr>
-                <w:rFonts w:ascii="Noto Sans CJK JP" w:eastAsia="Noto Sans CJK JP"/>
-                <w:sz w:val="22"/>
-              </w:rPr>
-              <w:t>図中の文字・確定した関係・不明な接続</w:t>
-            </w:r>
-          </w:p>
-        </w:tc>
-      </w:tr>
-      <w:tr>
-        <w:tc>
-          <w:p>
-            <w:r>
-              <w:rPr>
-                <w:rFonts w:ascii="Noto Sans CJK JP" w:eastAsia="Noto Sans CJK JP"/>
-                <w:sz w:val="22"/>
-              </w:rPr>
-              <w:t>report.json</w:t>
-            </w:r>
-          </w:p>
-        </w:tc>
-        <w:tc>
-          <w:p>
-            <w:r>
-              <w:rPr>
-                <w:rFonts w:ascii="Noto Sans CJK JP" w:eastAsia="Noto Sans CJK JP"/>
-                <w:sz w:val="22"/>
-              </w:rPr>
-              <w:t>図形ID・種類・座標・接続先・方向</w:t>
-            </w:r>
-          </w:p>
-        </w:tc>
-      </w:tr>
-    </w:tbl>
     <w:sectPr>
       <w:pgSz w:w="12240" w:h="15840"/>
       <w:pgMar w:top="720" w:right="720" w:bottom="720" w:left="720"/>
